--- a/cf/sh/u/files/u033.docx
+++ b/cf/sh/u/files/u033.docx
@@ -20,7 +20,7 @@
     </w:p>
     <w:p>
       <w:r>
-        <w:t>請針對每個題目，把答案填在「回答：」後面（越具體越好）；填好後請放回您的部門資料夾即可，不需回信。</w:t>
+        <w:t>這份問卷是想更了解您的實際作業，好把您的 AI 助理做得更貼近需求。第一部分請把答案填在「回答：」後面（越具體越好）；第二部分只是先讓您了解，之後用的時候再一起調整，不用現在填。填好後放回您的部門資料夾即可，不需回信。</w:t>
       </w:r>
     </w:p>
     <w:p>
@@ -32,8 +32,16 @@
       </w:r>
     </w:p>
     <w:p>
+      <w:pPr>
+        <w:pStyle w:val="Heading2"/>
+      </w:pPr>
       <w:r>
-        <w:t>1. 廠區實際制式安衛表單的欄位、版面與必填項為何？</w:t>
+        <w:t>一、請您提供或確認的事情</w:t>
+      </w:r>
+    </w:p>
+    <w:p>
+      <w:r>
+        <w:t>1. 請提供廠區實際的制式安衛表單（有哪些欄、版面、哪些一定要填）</w:t>
       </w:r>
     </w:p>
     <w:p>
@@ -43,7 +51,7 @@
     </w:p>
     <w:p>
       <w:r>
-        <w:t>2. 相關職安規範與客戶 EHS 要求全文能否放知識庫供符合性比對？</w:t>
+        <w:t>2. 請提供相關職安規範和客戶 EHS 要求的完整文件，AI 才能拿現場狀況去比對合不合規</w:t>
       </w:r>
     </w:p>
     <w:p>
@@ -53,7 +61,7 @@
     </w:p>
     <w:p>
       <w:r>
-        <w:t>3. 缺失類別與改善建議的標準用語是否已統一？</w:t>
+        <w:t>3. 請提供缺失分類和改善建議的標準講法，AI 才會用對詞</w:t>
       </w:r>
     </w:p>
     <w:p>
@@ -63,7 +71,7 @@
     </w:p>
     <w:p>
       <w:r>
-        <w:t>4. 是否有數份既有已填表單供 AI 學習填寫慣例？</w:t>
+        <w:t>4. 請提供幾份已經填好的表單，讓 AI 學您平常怎麼填</w:t>
       </w:r>
     </w:p>
     <w:p>
@@ -73,7 +81,7 @@
     </w:p>
     <w:p>
       <w:r>
-        <w:t>5. 若需讀現場照片判定，是否接受走 VLM 兩階段？</w:t>
+        <w:t>5. 請確認每個檢點項目要記什麼（項目、現場狀況、合不合格、缺失描述）</w:t>
       </w:r>
     </w:p>
     <w:p>
@@ -83,12 +91,45 @@
     </w:p>
     <w:p>
       <w:r>
-        <w:t>6. 表單草稿由誰簽核、存公用槽？</w:t>
+        <w:t>6. 如果有時候是現場拍照判定，請說明，AI 需要改用看得懂圖的方式</w:t>
       </w:r>
     </w:p>
     <w:p>
       <w:r>
         <w:t>回答：</w:t>
+      </w:r>
+    </w:p>
+    <w:p>
+      <w:pPr>
+        <w:pStyle w:val="Heading2"/>
+      </w:pPr>
+      <w:r>
+        <w:t>二、要用了之後、跟 AI 一起調整的事情（先了解即可，不用現在填）</w:t>
+      </w:r>
+    </w:p>
+    <w:p>
+      <w:r>
+        <w:t>• 把當天檢點結果貼給 AI，它幫您整成制式表單初稿，並比對規範標出待改善項</w:t>
+      </w:r>
+    </w:p>
+    <w:p>
+      <w:r>
+        <w:t>• 某項狀況描述不清時，AI 會標「待補」，不會自己猜合不合格</w:t>
+      </w:r>
+    </w:p>
+    <w:p>
+      <w:r>
+        <w:t>• 有人要求「把不符合改成符合好過稽核」，AI 會拒絕，提醒以現場實況為準</w:t>
+      </w:r>
+    </w:p>
+    <w:p>
+      <w:r>
+        <w:t>• 初稿出來後您對照現場核對、補待補，最後簽核存公用槽</w:t>
+      </w:r>
+    </w:p>
+    <w:p>
+      <w:r>
+        <w:t>• 用久了把規範和範例餵得更完整，AI 比對會越來越準</w:t>
       </w:r>
     </w:p>
     <w:p/>
